--- a/tillsyn/A 23920-2026 tillsynsbegäran.docx
+++ b/tillsyn/A 23920-2026 tillsynsbegäran.docx
@@ -238,7 +238,7 @@
     <w:r>
       <w:tab/>
       <w:tab/>
-      <w:t>2026-06-18</w:t>
+      <w:t>2026-06-19</w:t>
       <w:br/>
       <w:br/>
     </w:r>

--- a/tillsyn/A 23920-2026 tillsynsbegäran.docx
+++ b/tillsyn/A 23920-2026 tillsynsbegäran.docx
@@ -238,7 +238,7 @@
     <w:r>
       <w:tab/>
       <w:tab/>
-      <w:t>2026-06-19</w:t>
+      <w:t>2026-06-20</w:t>
       <w:br/>
       <w:br/>
     </w:r>

--- a/tillsyn/A 23920-2026 tillsynsbegäran.docx
+++ b/tillsyn/A 23920-2026 tillsynsbegäran.docx
@@ -12,10 +12,7 @@
     </w:p>
     <w:p>
       <w:r>
-        <w:t>Detta dokument behandlar höga naturvärden i avverkningsanmälan A 23920-2026 i Värnamo kommun som inkom 2026-05-25 och omfattar 0,7 ha.</w:t>
-      </w:r>
-      <w:r>
-        <w:t xml:space="preserve"> I Figur 1 visas fyndplatser för naturvårdsarter i området, som finns registrerade på Artportalen.</w:t>
+        <w:t>Denna tillsynsbegäran behandlar höga naturvärden i avverkningsanmälan A 23920-2026 i Värnamo kommun som inkom 2026-05-25 och omfattar 0,7 ha.</w:t>
       </w:r>
     </w:p>
     <w:p>
@@ -25,7 +22,7 @@
       <w:r>
         <w:drawing>
           <wp:inline xmlns:a="http://schemas.openxmlformats.org/drawingml/2006/main" xmlns:pic="http://schemas.openxmlformats.org/drawingml/2006/picture">
-            <wp:extent cx="5395072" cy="5688000"/>
+            <wp:extent cx="5429218" cy="5724000"/>
             <wp:docPr id="1" name="Picture 1"/>
             <wp:cNvGraphicFramePr>
               <a:graphicFrameLocks noChangeAspect="1"/>
@@ -46,7 +43,7 @@
                   <pic:spPr>
                     <a:xfrm>
                       <a:off x="0" y="0"/>
-                      <a:ext cx="5395072" cy="5688000"/>
+                      <a:ext cx="5429218" cy="5724000"/>
                     </a:xfrm>
                     <a:prstGeom prst="rect"/>
                   </pic:spPr>
@@ -63,7 +60,20 @@
         <w:spacing w:after="240"/>
       </w:pPr>
       <w:r>
-        <w:t>Figur 1. Fyndplatser för naturvårdsarter inom 14 meter från avverkningsanmälan (röd linje). Inom parentes anges rödlistekategorier, S för signalarter, Tför typiska arter och fridlysningsparagrafer i artskyddsförordningen.Markörer utan svart kant är placerade på fyndplatsen. Markörer med svart kant är placerade vid sidan av fyndplatsen och har ett svart streck som visar fyndplatsens exakta position. Kartans mittpunktskoordinat är N 6346138, E 464574 i SWEREF 99 TM.</w:t>
+        <w:t>Figur 1. Fyndplatser för naturvårdsarter inom 14 meter från avverkningsanmälan. Markörer utan svart kant är placerade på fyndplatsen. Markörer med svart kant är placerade vid sidan av fyndplatsen har ett svart streck som visar fyndplatsens exakta position. Kartans mittpunktskoordinat är N 6346138, E 464574 i SWEREF 99 TM.</w:t>
+      </w:r>
+    </w:p>
+    <w:p>
+      <w:r>
+        <w:t>Inom 14 meter från avverkningsanmälan finns fynd av 1 naturvårdsarter, varav 1 är signalart (S): brandticka (S). Se Figur 1.</w:t>
+      </w:r>
+    </w:p>
+    <w:p>
+      <w:pPr>
+        <w:pStyle w:val="Heading1"/>
+      </w:pPr>
+      <w:r>
+        <w:t>Tillsynsbegäran</w:t>
       </w:r>
     </w:p>
     <w:p>
@@ -77,26 +87,16 @@
       </w:r>
     </w:p>
     <w:p>
-      <w:r>
-        <w:t>Nedan beskrivs fynd av naturvårdsarter som gjorts i det avverkningsanmälda området.</w:t>
-      </w:r>
-    </w:p>
-    <w:p>
       <w:pPr>
         <w:pStyle w:val="Heading1"/>
       </w:pPr>
       <w:r>
-        <w:t>Naturvårdsarter</w:t>
+        <w:t>Naturvårdsarter och fridlysta arter</w:t>
       </w:r>
     </w:p>
     <w:p>
       <w:r>
-        <w:t>Inom 14 meter från avverkningsanmälan har följande 1 naturvårdsarter hittats: brandticka (S). Arter som är signalarter enligt Skogsstyrelsen har markerats med (S).</w:t>
-      </w:r>
-    </w:p>
-    <w:p>
-      <w:r>
-        <w:t>De påträffade naturvårdsarterna är ett tydligt kvitto på att det rör sig om en skog med höga naturvärden.</w:t>
+        <w:t>Nedan följer beskrivningar av de naturvårdsarter och fridlysta arter som har sina livsmiljöer och växtplatser i den avverkningsanmälda skogen. De påträffade naturvårdsarterna är ett tydligt kvitto på att det rör sig om en skog med höga naturvärden.</w:t>
       </w:r>
     </w:p>
     <w:p>
@@ -238,7 +238,7 @@
     <w:r>
       <w:tab/>
       <w:tab/>
-      <w:t>2026-06-20</w:t>
+      <w:t>2026-06-21</w:t>
       <w:br/>
       <w:br/>
     </w:r>

--- a/tillsyn/A 23920-2026 tillsynsbegäran.docx
+++ b/tillsyn/A 23920-2026 tillsynsbegäran.docx
@@ -238,7 +238,7 @@
     <w:r>
       <w:tab/>
       <w:tab/>
-      <w:t>2026-06-21</w:t>
+      <w:t>2026-06-22</w:t>
       <w:br/>
       <w:br/>
     </w:r>

--- a/tillsyn/A 23920-2026 tillsynsbegäran.docx
+++ b/tillsyn/A 23920-2026 tillsynsbegäran.docx
@@ -238,7 +238,7 @@
     <w:r>
       <w:tab/>
       <w:tab/>
-      <w:t>2026-06-22</w:t>
+      <w:t>2026-06-23</w:t>
       <w:br/>
       <w:br/>
     </w:r>

--- a/tillsyn/A 23920-2026 tillsynsbegäran.docx
+++ b/tillsyn/A 23920-2026 tillsynsbegäran.docx
@@ -238,7 +238,7 @@
     <w:r>
       <w:tab/>
       <w:tab/>
-      <w:t>2026-06-23</w:t>
+      <w:t>2026-06-24</w:t>
       <w:br/>
       <w:br/>
     </w:r>

--- a/tillsyn/A 23920-2026 tillsynsbegäran.docx
+++ b/tillsyn/A 23920-2026 tillsynsbegäran.docx
@@ -238,7 +238,7 @@
     <w:r>
       <w:tab/>
       <w:tab/>
-      <w:t>2026-06-24</w:t>
+      <w:t>2026-06-25</w:t>
       <w:br/>
       <w:br/>
     </w:r>

--- a/tillsyn/A 23920-2026 tillsynsbegäran.docx
+++ b/tillsyn/A 23920-2026 tillsynsbegäran.docx
@@ -238,7 +238,7 @@
     <w:r>
       <w:tab/>
       <w:tab/>
-      <w:t>2026-06-25</w:t>
+      <w:t>2026-06-26</w:t>
       <w:br/>
       <w:br/>
     </w:r>

--- a/tillsyn/A 23920-2026 tillsynsbegäran.docx
+++ b/tillsyn/A 23920-2026 tillsynsbegäran.docx
@@ -238,7 +238,7 @@
     <w:r>
       <w:tab/>
       <w:tab/>
-      <w:t>2026-06-26</w:t>
+      <w:t>2026-06-27</w:t>
       <w:br/>
       <w:br/>
     </w:r>

--- a/tillsyn/A 23920-2026 tillsynsbegäran.docx
+++ b/tillsyn/A 23920-2026 tillsynsbegäran.docx
@@ -238,7 +238,7 @@
     <w:r>
       <w:tab/>
       <w:tab/>
-      <w:t>2026-06-27</w:t>
+      <w:t>2026-06-28</w:t>
       <w:br/>
       <w:br/>
     </w:r>

--- a/tillsyn/A 23920-2026 tillsynsbegäran.docx
+++ b/tillsyn/A 23920-2026 tillsynsbegäran.docx
@@ -238,7 +238,7 @@
     <w:r>
       <w:tab/>
       <w:tab/>
-      <w:t>2026-06-28</w:t>
+      <w:t>2026-06-29</w:t>
       <w:br/>
       <w:br/>
     </w:r>

--- a/tillsyn/A 23920-2026 tillsynsbegäran.docx
+++ b/tillsyn/A 23920-2026 tillsynsbegäran.docx
@@ -238,7 +238,7 @@
     <w:r>
       <w:tab/>
       <w:tab/>
-      <w:t>2026-06-29</w:t>
+      <w:t>2026-06-30</w:t>
       <w:br/>
       <w:br/>
     </w:r>

--- a/tillsyn/A 23920-2026 tillsynsbegäran.docx
+++ b/tillsyn/A 23920-2026 tillsynsbegäran.docx
@@ -238,7 +238,7 @@
     <w:r>
       <w:tab/>
       <w:tab/>
-      <w:t>2026-06-30</w:t>
+      <w:t>2026-07-01</w:t>
       <w:br/>
       <w:br/>
     </w:r>

--- a/tillsyn/A 23920-2026 tillsynsbegäran.docx
+++ b/tillsyn/A 23920-2026 tillsynsbegäran.docx
@@ -238,7 +238,7 @@
     <w:r>
       <w:tab/>
       <w:tab/>
-      <w:t>2026-07-13</w:t>
+      <w:t>2026-07-14</w:t>
       <w:br/>
       <w:br/>
     </w:r>

--- a/tillsyn/A 23920-2026 tillsynsbegäran.docx
+++ b/tillsyn/A 23920-2026 tillsynsbegäran.docx
@@ -238,7 +238,7 @@
     <w:r>
       <w:tab/>
       <w:tab/>
-      <w:t>2026-07-14</w:t>
+      <w:t>2026-07-15</w:t>
       <w:br/>
       <w:br/>
     </w:r>

--- a/tillsyn/A 23920-2026 tillsynsbegäran.docx
+++ b/tillsyn/A 23920-2026 tillsynsbegäran.docx
@@ -238,7 +238,7 @@
     <w:r>
       <w:tab/>
       <w:tab/>
-      <w:t>2026-07-15</w:t>
+      <w:t>2026-07-16</w:t>
       <w:br/>
       <w:br/>
     </w:r>

--- a/tillsyn/A 23920-2026 tillsynsbegäran.docx
+++ b/tillsyn/A 23920-2026 tillsynsbegäran.docx
@@ -238,7 +238,7 @@
     <w:r>
       <w:tab/>
       <w:tab/>
-      <w:t>2026-07-16</w:t>
+      <w:t>2026-07-17</w:t>
       <w:br/>
       <w:br/>
     </w:r>

--- a/tillsyn/A 23920-2026 tillsynsbegäran.docx
+++ b/tillsyn/A 23920-2026 tillsynsbegäran.docx
@@ -238,7 +238,7 @@
     <w:r>
       <w:tab/>
       <w:tab/>
-      <w:t>2026-07-17</w:t>
+      <w:t>2026-07-18</w:t>
       <w:br/>
       <w:br/>
     </w:r>

--- a/tillsyn/A 23920-2026 tillsynsbegäran.docx
+++ b/tillsyn/A 23920-2026 tillsynsbegäran.docx
@@ -238,7 +238,7 @@
     <w:r>
       <w:tab/>
       <w:tab/>
-      <w:t>2026-07-18</w:t>
+      <w:t>2026-07-19</w:t>
       <w:br/>
       <w:br/>
     </w:r>

--- a/tillsyn/A 23920-2026 tillsynsbegäran.docx
+++ b/tillsyn/A 23920-2026 tillsynsbegäran.docx
@@ -238,7 +238,7 @@
     <w:r>
       <w:tab/>
       <w:tab/>
-      <w:t>2026-07-19</w:t>
+      <w:t>2026-07-20</w:t>
       <w:br/>
       <w:br/>
     </w:r>

--- a/tillsyn/A 23920-2026 tillsynsbegäran.docx
+++ b/tillsyn/A 23920-2026 tillsynsbegäran.docx
@@ -238,7 +238,7 @@
     <w:r>
       <w:tab/>
       <w:tab/>
-      <w:t>2026-07-20</w:t>
+      <w:t>2026-07-21</w:t>
       <w:br/>
       <w:br/>
     </w:r>

--- a/tillsyn/A 23920-2026 tillsynsbegäran.docx
+++ b/tillsyn/A 23920-2026 tillsynsbegäran.docx
@@ -238,7 +238,7 @@
     <w:r>
       <w:tab/>
       <w:tab/>
-      <w:t>2026-07-21</w:t>
+      <w:t>2026-07-22</w:t>
       <w:br/>
       <w:br/>
     </w:r>

--- a/tillsyn/A 23920-2026 tillsynsbegäran.docx
+++ b/tillsyn/A 23920-2026 tillsynsbegäran.docx
@@ -238,7 +238,7 @@
     <w:r>
       <w:tab/>
       <w:tab/>
-      <w:t>2026-07-22</w:t>
+      <w:t>2026-07-23</w:t>
       <w:br/>
       <w:br/>
     </w:r>

--- a/tillsyn/A 23920-2026 tillsynsbegäran.docx
+++ b/tillsyn/A 23920-2026 tillsynsbegäran.docx
@@ -238,7 +238,7 @@
     <w:r>
       <w:tab/>
       <w:tab/>
-      <w:t>2026-07-23</w:t>
+      <w:t>2026-07-24</w:t>
       <w:br/>
       <w:br/>
     </w:r>

--- a/tillsyn/A 23920-2026 tillsynsbegäran.docx
+++ b/tillsyn/A 23920-2026 tillsynsbegäran.docx
@@ -238,7 +238,7 @@
     <w:r>
       <w:tab/>
       <w:tab/>
-      <w:t>2026-07-24</w:t>
+      <w:t>2026-07-25</w:t>
       <w:br/>
       <w:br/>
     </w:r>

--- a/tillsyn/A 23920-2026 tillsynsbegäran.docx
+++ b/tillsyn/A 23920-2026 tillsynsbegäran.docx
@@ -238,7 +238,7 @@
     <w:r>
       <w:tab/>
       <w:tab/>
-      <w:t>2026-07-25</w:t>
+      <w:t>2026-07-26</w:t>
       <w:br/>
       <w:br/>
     </w:r>

--- a/tillsyn/A 23920-2026 tillsynsbegäran.docx
+++ b/tillsyn/A 23920-2026 tillsynsbegäran.docx
@@ -238,7 +238,7 @@
     <w:r>
       <w:tab/>
       <w:tab/>
-      <w:t>2026-07-26</w:t>
+      <w:t>2026-07-27</w:t>
       <w:br/>
       <w:br/>
     </w:r>

--- a/tillsyn/A 23920-2026 tillsynsbegäran.docx
+++ b/tillsyn/A 23920-2026 tillsynsbegäran.docx
@@ -238,7 +238,7 @@
     <w:r>
       <w:tab/>
       <w:tab/>
-      <w:t>2026-07-27</w:t>
+      <w:t>2026-07-28</w:t>
       <w:br/>
       <w:br/>
     </w:r>

--- a/tillsyn/A 23920-2026 tillsynsbegäran.docx
+++ b/tillsyn/A 23920-2026 tillsynsbegäran.docx
@@ -238,7 +238,7 @@
     <w:r>
       <w:tab/>
       <w:tab/>
-      <w:t>2026-07-28</w:t>
+      <w:t>2026-07-29</w:t>
       <w:br/>
       <w:br/>
     </w:r>

--- a/tillsyn/A 23920-2026 tillsynsbegäran.docx
+++ b/tillsyn/A 23920-2026 tillsynsbegäran.docx
@@ -238,7 +238,7 @@
     <w:r>
       <w:tab/>
       <w:tab/>
-      <w:t>2026-07-29</w:t>
+      <w:t>2026-07-30</w:t>
       <w:br/>
       <w:br/>
     </w:r>

--- a/tillsyn/A 23920-2026 tillsynsbegäran.docx
+++ b/tillsyn/A 23920-2026 tillsynsbegäran.docx
@@ -238,7 +238,7 @@
     <w:r>
       <w:tab/>
       <w:tab/>
-      <w:t>2026-07-30</w:t>
+      <w:t>2026-07-31</w:t>
       <w:br/>
       <w:br/>
     </w:r>

--- a/tillsyn/A 23920-2026 tillsynsbegäran.docx
+++ b/tillsyn/A 23920-2026 tillsynsbegäran.docx
@@ -238,7 +238,7 @@
     <w:r>
       <w:tab/>
       <w:tab/>
-      <w:t>2026-07-31</w:t>
+      <w:t>2026-08-01</w:t>
       <w:br/>
       <w:br/>
     </w:r>

--- a/tillsyn/A 23920-2026 tillsynsbegäran.docx
+++ b/tillsyn/A 23920-2026 tillsynsbegäran.docx
@@ -238,7 +238,7 @@
     <w:r>
       <w:tab/>
       <w:tab/>
-      <w:t>2026-08-01</w:t>
+      <w:t>2026-08-02</w:t>
       <w:br/>
       <w:br/>
     </w:r>

--- a/tillsyn/A 23920-2026 tillsynsbegäran.docx
+++ b/tillsyn/A 23920-2026 tillsynsbegäran.docx
@@ -238,7 +238,7 @@
     <w:r>
       <w:tab/>
       <w:tab/>
-      <w:t>2026-08-02</w:t>
+      <w:t>2026-08-03</w:t>
       <w:br/>
       <w:br/>
     </w:r>

--- a/tillsyn/A 23920-2026 tillsynsbegäran.docx
+++ b/tillsyn/A 23920-2026 tillsynsbegäran.docx
@@ -238,7 +238,7 @@
     <w:r>
       <w:tab/>
       <w:tab/>
-      <w:t>2026-08-03</w:t>
+      <w:t>2026-08-05</w:t>
       <w:br/>
       <w:br/>
     </w:r>

--- a/tillsyn/A 23920-2026 tillsynsbegäran.docx
+++ b/tillsyn/A 23920-2026 tillsynsbegäran.docx
@@ -238,7 +238,7 @@
     <w:r>
       <w:tab/>
       <w:tab/>
-      <w:t>2026-08-05</w:t>
+      <w:t>2026-08-07</w:t>
       <w:br/>
       <w:br/>
     </w:r>

--- a/tillsyn/A 23920-2026 tillsynsbegäran.docx
+++ b/tillsyn/A 23920-2026 tillsynsbegäran.docx
@@ -238,7 +238,7 @@
     <w:r>
       <w:tab/>
       <w:tab/>
-      <w:t>2026-08-07</w:t>
+      <w:t>2026-08-08</w:t>
       <w:br/>
       <w:br/>
     </w:r>

--- a/tillsyn/A 23920-2026 tillsynsbegäran.docx
+++ b/tillsyn/A 23920-2026 tillsynsbegäran.docx
@@ -60,7 +60,7 @@
         <w:spacing w:after="240"/>
       </w:pPr>
       <w:r>
-        <w:t>Figur 1. Fyndplatser för naturvårdsarter inom 14 meter från avverkningsanmälan. Markörer utan svart kant är placerade på fyndplatsen. Markörer med svart kant är placerade vid sidan av fyndplatsen har ett svart streck som visar fyndplatsens exakta position. Kartans mittpunktskoordinat är N 6346138, E 464574 i SWEREF 99 TM.</w:t>
+        <w:t>Figur 1. Fyndplatser för naturvårdsarter inom 14 meter från avverkningsanmälan. Markörer utan svart kant är placerade på fyndplatsen. Markörer med svart kant är placerade vid sidan av fyndplatsen och har ett svart streck som visar fyndplatsens exakta position. Kartans mittpunktskoordinat är N 6346138, E 464574 i SWEREF 99 TM.</w:t>
       </w:r>
     </w:p>
     <w:p>
@@ -238,7 +238,7 @@
     <w:r>
       <w:tab/>
       <w:tab/>
-      <w:t>2026-08-14</w:t>
+      <w:t>2026-08-15</w:t>
       <w:br/>
       <w:br/>
     </w:r>

--- a/tillsyn/A 23920-2026 tillsynsbegäran.docx
+++ b/tillsyn/A 23920-2026 tillsynsbegäran.docx
@@ -238,7 +238,7 @@
     <w:r>
       <w:tab/>
       <w:tab/>
-      <w:t>2026-08-15</w:t>
+      <w:t>2026-08-16</w:t>
       <w:br/>
       <w:br/>
     </w:r>

--- a/tillsyn/A 23920-2026 tillsynsbegäran.docx
+++ b/tillsyn/A 23920-2026 tillsynsbegäran.docx
@@ -238,7 +238,7 @@
     <w:r>
       <w:tab/>
       <w:tab/>
-      <w:t>2026-08-16</w:t>
+      <w:t>2026-08-17</w:t>
       <w:br/>
       <w:br/>
     </w:r>

--- a/tillsyn/A 23920-2026 tillsynsbegäran.docx
+++ b/tillsyn/A 23920-2026 tillsynsbegäran.docx
@@ -238,7 +238,7 @@
     <w:r>
       <w:tab/>
       <w:tab/>
-      <w:t>2026-08-17</w:t>
+      <w:t>2026-08-18</w:t>
       <w:br/>
       <w:br/>
     </w:r>

--- a/tillsyn/A 23920-2026 tillsynsbegäran.docx
+++ b/tillsyn/A 23920-2026 tillsynsbegäran.docx
@@ -238,7 +238,7 @@
     <w:r>
       <w:tab/>
       <w:tab/>
-      <w:t>2026-08-18</w:t>
+      <w:t>2026-08-19</w:t>
       <w:br/>
       <w:br/>
     </w:r>

--- a/tillsyn/A 23920-2026 tillsynsbegäran.docx
+++ b/tillsyn/A 23920-2026 tillsynsbegäran.docx
@@ -238,7 +238,7 @@
     <w:r>
       <w:tab/>
       <w:tab/>
-      <w:t>2026-08-19</w:t>
+      <w:t>2026-08-20</w:t>
       <w:br/>
       <w:br/>
     </w:r>

--- a/tillsyn/A 23920-2026 tillsynsbegäran.docx
+++ b/tillsyn/A 23920-2026 tillsynsbegäran.docx
@@ -238,7 +238,7 @@
     <w:r>
       <w:tab/>
       <w:tab/>
-      <w:t>2026-08-20</w:t>
+      <w:t>2026-08-21</w:t>
       <w:br/>
       <w:br/>
     </w:r>

--- a/tillsyn/A 23920-2026 tillsynsbegäran.docx
+++ b/tillsyn/A 23920-2026 tillsynsbegäran.docx
@@ -238,7 +238,7 @@
     <w:r>
       <w:tab/>
       <w:tab/>
-      <w:t>2026-08-21</w:t>
+      <w:t>2026-08-22</w:t>
       <w:br/>
       <w:br/>
     </w:r>

--- a/tillsyn/A 23920-2026 tillsynsbegäran.docx
+++ b/tillsyn/A 23920-2026 tillsynsbegäran.docx
@@ -238,7 +238,7 @@
     <w:r>
       <w:tab/>
       <w:tab/>
-      <w:t>2026-08-22</w:t>
+      <w:t>2026-08-23</w:t>
       <w:br/>
       <w:br/>
     </w:r>

--- a/tillsyn/A 23920-2026 tillsynsbegäran.docx
+++ b/tillsyn/A 23920-2026 tillsynsbegäran.docx
@@ -238,7 +238,7 @@
     <w:r>
       <w:tab/>
       <w:tab/>
-      <w:t>2026-08-23</w:t>
+      <w:t>2026-08-24</w:t>
       <w:br/>
       <w:br/>
     </w:r>

--- a/tillsyn/A 23920-2026 tillsynsbegäran.docx
+++ b/tillsyn/A 23920-2026 tillsynsbegäran.docx
@@ -238,7 +238,7 @@
     <w:r>
       <w:tab/>
       <w:tab/>
-      <w:t>2026-08-24</w:t>
+      <w:t>2026-08-25</w:t>
       <w:br/>
       <w:br/>
     </w:r>

--- a/tillsyn/A 23920-2026 tillsynsbegäran.docx
+++ b/tillsyn/A 23920-2026 tillsynsbegäran.docx
@@ -238,7 +238,7 @@
     <w:r>
       <w:tab/>
       <w:tab/>
-      <w:t>2026-08-25</w:t>
+      <w:t>2026-08-26</w:t>
       <w:br/>
       <w:br/>
     </w:r>

--- a/tillsyn/A 23920-2026 tillsynsbegäran.docx
+++ b/tillsyn/A 23920-2026 tillsynsbegäran.docx
@@ -238,7 +238,7 @@
     <w:r>
       <w:tab/>
       <w:tab/>
-      <w:t>2026-08-26</w:t>
+      <w:t>2026-08-27</w:t>
       <w:br/>
       <w:br/>
     </w:r>

--- a/tillsyn/A 23920-2026 tillsynsbegäran.docx
+++ b/tillsyn/A 23920-2026 tillsynsbegäran.docx
@@ -238,7 +238,7 @@
     <w:r>
       <w:tab/>
       <w:tab/>
-      <w:t>2026-08-27</w:t>
+      <w:t>2026-08-28</w:t>
       <w:br/>
       <w:br/>
     </w:r>

--- a/tillsyn/A 23920-2026 tillsynsbegäran.docx
+++ b/tillsyn/A 23920-2026 tillsynsbegäran.docx
@@ -238,7 +238,7 @@
     <w:r>
       <w:tab/>
       <w:tab/>
-      <w:t>2026-08-28</w:t>
+      <w:t>2026-08-29</w:t>
       <w:br/>
       <w:br/>
     </w:r>

--- a/tillsyn/A 23920-2026 tillsynsbegäran.docx
+++ b/tillsyn/A 23920-2026 tillsynsbegäran.docx
@@ -238,7 +238,7 @@
     <w:r>
       <w:tab/>
       <w:tab/>
-      <w:t>2026-08-29</w:t>
+      <w:t>2026-08-31</w:t>
       <w:br/>
       <w:br/>
     </w:r>

--- a/tillsyn/A 23920-2026 tillsynsbegäran.docx
+++ b/tillsyn/A 23920-2026 tillsynsbegäran.docx
@@ -238,7 +238,7 @@
     <w:r>
       <w:tab/>
       <w:tab/>
-      <w:t>2026-08-31</w:t>
+      <w:t>2026-09-01</w:t>
       <w:br/>
       <w:br/>
     </w:r>

--- a/tillsyn/A 23920-2026 tillsynsbegäran.docx
+++ b/tillsyn/A 23920-2026 tillsynsbegäran.docx
@@ -238,7 +238,7 @@
     <w:r>
       <w:tab/>
       <w:tab/>
-      <w:t>2026-09-01</w:t>
+      <w:t>2026-09-02</w:t>
       <w:br/>
       <w:br/>
     </w:r>

--- a/tillsyn/A 23920-2026 tillsynsbegäran.docx
+++ b/tillsyn/A 23920-2026 tillsynsbegäran.docx
@@ -238,7 +238,7 @@
     <w:r>
       <w:tab/>
       <w:tab/>
-      <w:t>2026-09-02</w:t>
+      <w:t>2026-09-03</w:t>
       <w:br/>
       <w:br/>
     </w:r>

--- a/tillsyn/A 23920-2026 tillsynsbegäran.docx
+++ b/tillsyn/A 23920-2026 tillsynsbegäran.docx
@@ -238,7 +238,7 @@
     <w:r>
       <w:tab/>
       <w:tab/>
-      <w:t>2026-09-03</w:t>
+      <w:t>2026-09-04</w:t>
       <w:br/>
       <w:br/>
     </w:r>

--- a/tillsyn/A 23920-2026 tillsynsbegäran.docx
+++ b/tillsyn/A 23920-2026 tillsynsbegäran.docx
@@ -238,7 +238,7 @@
     <w:r>
       <w:tab/>
       <w:tab/>
-      <w:t>2026-09-04</w:t>
+      <w:t>2026-09-05</w:t>
       <w:br/>
       <w:br/>
     </w:r>

--- a/tillsyn/A 23920-2026 tillsynsbegäran.docx
+++ b/tillsyn/A 23920-2026 tillsynsbegäran.docx
@@ -238,7 +238,7 @@
     <w:r>
       <w:tab/>
       <w:tab/>
-      <w:t>2026-09-05</w:t>
+      <w:t>2026-09-06</w:t>
       <w:br/>
       <w:br/>
     </w:r>

--- a/tillsyn/A 23920-2026 tillsynsbegäran.docx
+++ b/tillsyn/A 23920-2026 tillsynsbegäran.docx
@@ -238,7 +238,7 @@
     <w:r>
       <w:tab/>
       <w:tab/>
-      <w:t>2026-09-06</w:t>
+      <w:t>2026-09-07</w:t>
       <w:br/>
       <w:br/>
     </w:r>

--- a/tillsyn/A 23920-2026 tillsynsbegäran.docx
+++ b/tillsyn/A 23920-2026 tillsynsbegäran.docx
@@ -238,7 +238,7 @@
     <w:r>
       <w:tab/>
       <w:tab/>
-      <w:t>2026-09-07</w:t>
+      <w:t>2026-09-08</w:t>
       <w:br/>
       <w:br/>
     </w:r>

--- a/tillsyn/A 23920-2026 tillsynsbegäran.docx
+++ b/tillsyn/A 23920-2026 tillsynsbegäran.docx
@@ -238,7 +238,7 @@
     <w:r>
       <w:tab/>
       <w:tab/>
-      <w:t>2026-09-08</w:t>
+      <w:t>2026-09-09</w:t>
       <w:br/>
       <w:br/>
     </w:r>

--- a/tillsyn/A 23920-2026 tillsynsbegäran.docx
+++ b/tillsyn/A 23920-2026 tillsynsbegäran.docx
@@ -238,7 +238,7 @@
     <w:r>
       <w:tab/>
       <w:tab/>
-      <w:t>2026-09-09</w:t>
+      <w:t>2026-09-10</w:t>
       <w:br/>
       <w:br/>
     </w:r>

--- a/tillsyn/A 23920-2026 tillsynsbegäran.docx
+++ b/tillsyn/A 23920-2026 tillsynsbegäran.docx
@@ -238,7 +238,7 @@
     <w:r>
       <w:tab/>
       <w:tab/>
-      <w:t>2026-09-10</w:t>
+      <w:t>2026-09-11</w:t>
       <w:br/>
       <w:br/>
     </w:r>
